--- a/docs/15_Development_Guide.docx
+++ b/docs/15_Development_Guide.docx
@@ -195,17 +195,7 @@
               <w:rFonts w:ascii="Times New Roman" w:hAnsi="Times New Roman" w:cs="Times New Roman"/>
             </w:rPr>
             <w:fldChar w:fldCharType="begin"/>
-          </w:r>
-          <w:r>
-            <w:rPr>
-              <w:rFonts w:ascii="Times New Roman" w:hAnsi="Times New Roman" w:cs="Times New Roman"/>
-            </w:rPr>
             <w:instrText>TOC \h \o "1-2"</w:instrText>
-          </w:r>
-          <w:r>
-            <w:rPr>
-              <w:rFonts w:ascii="Times New Roman" w:hAnsi="Times New Roman" w:cs="Times New Roman"/>
-            </w:rPr>
             <w:fldChar w:fldCharType="separate"/>
           </w:r>
           <w:hyperlink w:anchor="_Toc234758829" w:history="1">
@@ -225,46 +215,10 @@
                 <w:noProof/>
               </w:rPr>
               <w:tab/>
-            </w:r>
-            <w:r>
-              <w:rPr>
-                <w:rFonts w:ascii="Times New Roman" w:hAnsi="Times New Roman" w:cs="Times New Roman"/>
-                <w:noProof/>
-              </w:rPr>
               <w:fldChar w:fldCharType="begin"/>
-            </w:r>
-            <w:r>
-              <w:rPr>
-                <w:rFonts w:ascii="Times New Roman" w:hAnsi="Times New Roman" w:cs="Times New Roman"/>
-                <w:noProof/>
-              </w:rPr>
               <w:instrText xml:space="preserve"> PAGEREF _Toc234758829 \h </w:instrText>
-            </w:r>
-            <w:r>
-              <w:rPr>
-                <w:rFonts w:ascii="Times New Roman" w:hAnsi="Times New Roman" w:cs="Times New Roman"/>
-                <w:noProof/>
-              </w:rPr>
-            </w:r>
-            <w:r>
-              <w:rPr>
-                <w:rFonts w:ascii="Times New Roman" w:hAnsi="Times New Roman" w:cs="Times New Roman"/>
-                <w:noProof/>
-              </w:rPr>
               <w:fldChar w:fldCharType="separate"/>
-            </w:r>
-            <w:r>
-              <w:rPr>
-                <w:rFonts w:ascii="Times New Roman" w:hAnsi="Times New Roman" w:cs="Times New Roman"/>
-                <w:noProof/>
-              </w:rPr>
               <w:t>1</w:t>
-            </w:r>
-            <w:r>
-              <w:rPr>
-                <w:rFonts w:ascii="Times New Roman" w:hAnsi="Times New Roman" w:cs="Times New Roman"/>
-                <w:noProof/>
-              </w:rPr>
               <w:fldChar w:fldCharType="end"/>
             </w:r>
           </w:hyperlink>
@@ -297,46 +251,10 @@
                 <w:noProof/>
               </w:rPr>
               <w:tab/>
-            </w:r>
-            <w:r>
-              <w:rPr>
-                <w:rFonts w:ascii="Times New Roman" w:hAnsi="Times New Roman" w:cs="Times New Roman"/>
-                <w:noProof/>
-              </w:rPr>
               <w:fldChar w:fldCharType="begin"/>
-            </w:r>
-            <w:r>
-              <w:rPr>
-                <w:rFonts w:ascii="Times New Roman" w:hAnsi="Times New Roman" w:cs="Times New Roman"/>
-                <w:noProof/>
-              </w:rPr>
               <w:instrText xml:space="preserve"> PAGEREF _Toc234758830 \h </w:instrText>
-            </w:r>
-            <w:r>
-              <w:rPr>
-                <w:rFonts w:ascii="Times New Roman" w:hAnsi="Times New Roman" w:cs="Times New Roman"/>
-                <w:noProof/>
-              </w:rPr>
-            </w:r>
-            <w:r>
-              <w:rPr>
-                <w:rFonts w:ascii="Times New Roman" w:hAnsi="Times New Roman" w:cs="Times New Roman"/>
-                <w:noProof/>
-              </w:rPr>
               <w:fldChar w:fldCharType="separate"/>
-            </w:r>
-            <w:r>
-              <w:rPr>
-                <w:rFonts w:ascii="Times New Roman" w:hAnsi="Times New Roman" w:cs="Times New Roman"/>
-                <w:noProof/>
-              </w:rPr>
               <w:t>1</w:t>
-            </w:r>
-            <w:r>
-              <w:rPr>
-                <w:rFonts w:ascii="Times New Roman" w:hAnsi="Times New Roman" w:cs="Times New Roman"/>
-                <w:noProof/>
-              </w:rPr>
               <w:fldChar w:fldCharType="end"/>
             </w:r>
           </w:hyperlink>
@@ -369,46 +287,10 @@
                 <w:noProof/>
               </w:rPr>
               <w:tab/>
-            </w:r>
-            <w:r>
-              <w:rPr>
-                <w:rFonts w:ascii="Times New Roman" w:hAnsi="Times New Roman" w:cs="Times New Roman"/>
-                <w:noProof/>
-              </w:rPr>
               <w:fldChar w:fldCharType="begin"/>
-            </w:r>
-            <w:r>
-              <w:rPr>
-                <w:rFonts w:ascii="Times New Roman" w:hAnsi="Times New Roman" w:cs="Times New Roman"/>
-                <w:noProof/>
-              </w:rPr>
               <w:instrText xml:space="preserve"> PAGEREF _Toc234758831 \h </w:instrText>
-            </w:r>
-            <w:r>
-              <w:rPr>
-                <w:rFonts w:ascii="Times New Roman" w:hAnsi="Times New Roman" w:cs="Times New Roman"/>
-                <w:noProof/>
-              </w:rPr>
-            </w:r>
-            <w:r>
-              <w:rPr>
-                <w:rFonts w:ascii="Times New Roman" w:hAnsi="Times New Roman" w:cs="Times New Roman"/>
-                <w:noProof/>
-              </w:rPr>
               <w:fldChar w:fldCharType="separate"/>
-            </w:r>
-            <w:r>
-              <w:rPr>
-                <w:rFonts w:ascii="Times New Roman" w:hAnsi="Times New Roman" w:cs="Times New Roman"/>
-                <w:noProof/>
-              </w:rPr>
               <w:t>1</w:t>
-            </w:r>
-            <w:r>
-              <w:rPr>
-                <w:rFonts w:ascii="Times New Roman" w:hAnsi="Times New Roman" w:cs="Times New Roman"/>
-                <w:noProof/>
-              </w:rPr>
               <w:fldChar w:fldCharType="end"/>
             </w:r>
           </w:hyperlink>
@@ -441,46 +323,10 @@
                 <w:noProof/>
               </w:rPr>
               <w:tab/>
-            </w:r>
-            <w:r>
-              <w:rPr>
-                <w:rFonts w:ascii="Times New Roman" w:hAnsi="Times New Roman" w:cs="Times New Roman"/>
-                <w:noProof/>
-              </w:rPr>
               <w:fldChar w:fldCharType="begin"/>
-            </w:r>
-            <w:r>
-              <w:rPr>
-                <w:rFonts w:ascii="Times New Roman" w:hAnsi="Times New Roman" w:cs="Times New Roman"/>
-                <w:noProof/>
-              </w:rPr>
               <w:instrText xml:space="preserve"> PAGEREF _Toc234758832 \h </w:instrText>
-            </w:r>
-            <w:r>
-              <w:rPr>
-                <w:rFonts w:ascii="Times New Roman" w:hAnsi="Times New Roman" w:cs="Times New Roman"/>
-                <w:noProof/>
-              </w:rPr>
-            </w:r>
-            <w:r>
-              <w:rPr>
-                <w:rFonts w:ascii="Times New Roman" w:hAnsi="Times New Roman" w:cs="Times New Roman"/>
-                <w:noProof/>
-              </w:rPr>
               <w:fldChar w:fldCharType="separate"/>
-            </w:r>
-            <w:r>
-              <w:rPr>
-                <w:rFonts w:ascii="Times New Roman" w:hAnsi="Times New Roman" w:cs="Times New Roman"/>
-                <w:noProof/>
-              </w:rPr>
               <w:t>1</w:t>
-            </w:r>
-            <w:r>
-              <w:rPr>
-                <w:rFonts w:ascii="Times New Roman" w:hAnsi="Times New Roman" w:cs="Times New Roman"/>
-                <w:noProof/>
-              </w:rPr>
               <w:fldChar w:fldCharType="end"/>
             </w:r>
           </w:hyperlink>
@@ -513,46 +359,10 @@
                 <w:noProof/>
               </w:rPr>
               <w:tab/>
-            </w:r>
-            <w:r>
-              <w:rPr>
-                <w:rFonts w:ascii="Times New Roman" w:hAnsi="Times New Roman" w:cs="Times New Roman"/>
-                <w:noProof/>
-              </w:rPr>
               <w:fldChar w:fldCharType="begin"/>
-            </w:r>
-            <w:r>
-              <w:rPr>
-                <w:rFonts w:ascii="Times New Roman" w:hAnsi="Times New Roman" w:cs="Times New Roman"/>
-                <w:noProof/>
-              </w:rPr>
               <w:instrText xml:space="preserve"> PAGEREF _Toc234758833 \h </w:instrText>
-            </w:r>
-            <w:r>
-              <w:rPr>
-                <w:rFonts w:ascii="Times New Roman" w:hAnsi="Times New Roman" w:cs="Times New Roman"/>
-                <w:noProof/>
-              </w:rPr>
-            </w:r>
-            <w:r>
-              <w:rPr>
-                <w:rFonts w:ascii="Times New Roman" w:hAnsi="Times New Roman" w:cs="Times New Roman"/>
-                <w:noProof/>
-              </w:rPr>
               <w:fldChar w:fldCharType="separate"/>
-            </w:r>
-            <w:r>
-              <w:rPr>
-                <w:rFonts w:ascii="Times New Roman" w:hAnsi="Times New Roman" w:cs="Times New Roman"/>
-                <w:noProof/>
-              </w:rPr>
               <w:t>1</w:t>
-            </w:r>
-            <w:r>
-              <w:rPr>
-                <w:rFonts w:ascii="Times New Roman" w:hAnsi="Times New Roman" w:cs="Times New Roman"/>
-                <w:noProof/>
-              </w:rPr>
               <w:fldChar w:fldCharType="end"/>
             </w:r>
           </w:hyperlink>
@@ -585,46 +395,10 @@
                 <w:noProof/>
               </w:rPr>
               <w:tab/>
-            </w:r>
-            <w:r>
-              <w:rPr>
-                <w:rFonts w:ascii="Times New Roman" w:hAnsi="Times New Roman" w:cs="Times New Roman"/>
-                <w:noProof/>
-              </w:rPr>
               <w:fldChar w:fldCharType="begin"/>
-            </w:r>
-            <w:r>
-              <w:rPr>
-                <w:rFonts w:ascii="Times New Roman" w:hAnsi="Times New Roman" w:cs="Times New Roman"/>
-                <w:noProof/>
-              </w:rPr>
               <w:instrText xml:space="preserve"> PAGEREF _Toc234758834 \h </w:instrText>
-            </w:r>
-            <w:r>
-              <w:rPr>
-                <w:rFonts w:ascii="Times New Roman" w:hAnsi="Times New Roman" w:cs="Times New Roman"/>
-                <w:noProof/>
-              </w:rPr>
-            </w:r>
-            <w:r>
-              <w:rPr>
-                <w:rFonts w:ascii="Times New Roman" w:hAnsi="Times New Roman" w:cs="Times New Roman"/>
-                <w:noProof/>
-              </w:rPr>
               <w:fldChar w:fldCharType="separate"/>
-            </w:r>
-            <w:r>
-              <w:rPr>
-                <w:rFonts w:ascii="Times New Roman" w:hAnsi="Times New Roman" w:cs="Times New Roman"/>
-                <w:noProof/>
-              </w:rPr>
               <w:t>1</w:t>
-            </w:r>
-            <w:r>
-              <w:rPr>
-                <w:rFonts w:ascii="Times New Roman" w:hAnsi="Times New Roman" w:cs="Times New Roman"/>
-                <w:noProof/>
-              </w:rPr>
               <w:fldChar w:fldCharType="end"/>
             </w:r>
           </w:hyperlink>
@@ -657,46 +431,10 @@
                 <w:noProof/>
               </w:rPr>
               <w:tab/>
-            </w:r>
-            <w:r>
-              <w:rPr>
-                <w:rFonts w:ascii="Times New Roman" w:hAnsi="Times New Roman" w:cs="Times New Roman"/>
-                <w:noProof/>
-              </w:rPr>
               <w:fldChar w:fldCharType="begin"/>
-            </w:r>
-            <w:r>
-              <w:rPr>
-                <w:rFonts w:ascii="Times New Roman" w:hAnsi="Times New Roman" w:cs="Times New Roman"/>
-                <w:noProof/>
-              </w:rPr>
               <w:instrText xml:space="preserve"> PAGEREF _Toc234758835 \h </w:instrText>
-            </w:r>
-            <w:r>
-              <w:rPr>
-                <w:rFonts w:ascii="Times New Roman" w:hAnsi="Times New Roman" w:cs="Times New Roman"/>
-                <w:noProof/>
-              </w:rPr>
-            </w:r>
-            <w:r>
-              <w:rPr>
-                <w:rFonts w:ascii="Times New Roman" w:hAnsi="Times New Roman" w:cs="Times New Roman"/>
-                <w:noProof/>
-              </w:rPr>
               <w:fldChar w:fldCharType="separate"/>
-            </w:r>
-            <w:r>
-              <w:rPr>
-                <w:rFonts w:ascii="Times New Roman" w:hAnsi="Times New Roman" w:cs="Times New Roman"/>
-                <w:noProof/>
-              </w:rPr>
               <w:t>1</w:t>
-            </w:r>
-            <w:r>
-              <w:rPr>
-                <w:rFonts w:ascii="Times New Roman" w:hAnsi="Times New Roman" w:cs="Times New Roman"/>
-                <w:noProof/>
-              </w:rPr>
               <w:fldChar w:fldCharType="end"/>
             </w:r>
           </w:hyperlink>
@@ -729,46 +467,10 @@
                 <w:noProof/>
               </w:rPr>
               <w:tab/>
-            </w:r>
-            <w:r>
-              <w:rPr>
-                <w:rFonts w:ascii="Times New Roman" w:hAnsi="Times New Roman" w:cs="Times New Roman"/>
-                <w:noProof/>
-              </w:rPr>
               <w:fldChar w:fldCharType="begin"/>
-            </w:r>
-            <w:r>
-              <w:rPr>
-                <w:rFonts w:ascii="Times New Roman" w:hAnsi="Times New Roman" w:cs="Times New Roman"/>
-                <w:noProof/>
-              </w:rPr>
               <w:instrText xml:space="preserve"> PAGEREF _Toc234758836 \h </w:instrText>
-            </w:r>
-            <w:r>
-              <w:rPr>
-                <w:rFonts w:ascii="Times New Roman" w:hAnsi="Times New Roman" w:cs="Times New Roman"/>
-                <w:noProof/>
-              </w:rPr>
-            </w:r>
-            <w:r>
-              <w:rPr>
-                <w:rFonts w:ascii="Times New Roman" w:hAnsi="Times New Roman" w:cs="Times New Roman"/>
-                <w:noProof/>
-              </w:rPr>
               <w:fldChar w:fldCharType="separate"/>
-            </w:r>
-            <w:r>
-              <w:rPr>
-                <w:rFonts w:ascii="Times New Roman" w:hAnsi="Times New Roman" w:cs="Times New Roman"/>
-                <w:noProof/>
-              </w:rPr>
               <w:t>1</w:t>
-            </w:r>
-            <w:r>
-              <w:rPr>
-                <w:rFonts w:ascii="Times New Roman" w:hAnsi="Times New Roman" w:cs="Times New Roman"/>
-                <w:noProof/>
-              </w:rPr>
               <w:fldChar w:fldCharType="end"/>
             </w:r>
           </w:hyperlink>
@@ -801,46 +503,10 @@
                 <w:noProof/>
               </w:rPr>
               <w:tab/>
-            </w:r>
-            <w:r>
-              <w:rPr>
-                <w:rFonts w:ascii="Times New Roman" w:hAnsi="Times New Roman" w:cs="Times New Roman"/>
-                <w:noProof/>
-              </w:rPr>
               <w:fldChar w:fldCharType="begin"/>
-            </w:r>
-            <w:r>
-              <w:rPr>
-                <w:rFonts w:ascii="Times New Roman" w:hAnsi="Times New Roman" w:cs="Times New Roman"/>
-                <w:noProof/>
-              </w:rPr>
               <w:instrText xml:space="preserve"> PAGEREF _Toc234758837 \h </w:instrText>
-            </w:r>
-            <w:r>
-              <w:rPr>
-                <w:rFonts w:ascii="Times New Roman" w:hAnsi="Times New Roman" w:cs="Times New Roman"/>
-                <w:noProof/>
-              </w:rPr>
-            </w:r>
-            <w:r>
-              <w:rPr>
-                <w:rFonts w:ascii="Times New Roman" w:hAnsi="Times New Roman" w:cs="Times New Roman"/>
-                <w:noProof/>
-              </w:rPr>
               <w:fldChar w:fldCharType="separate"/>
-            </w:r>
-            <w:r>
-              <w:rPr>
-                <w:rFonts w:ascii="Times New Roman" w:hAnsi="Times New Roman" w:cs="Times New Roman"/>
-                <w:noProof/>
-              </w:rPr>
               <w:t>1</w:t>
-            </w:r>
-            <w:r>
-              <w:rPr>
-                <w:rFonts w:ascii="Times New Roman" w:hAnsi="Times New Roman" w:cs="Times New Roman"/>
-                <w:noProof/>
-              </w:rPr>
               <w:fldChar w:fldCharType="end"/>
             </w:r>
           </w:hyperlink>
@@ -873,46 +539,10 @@
                 <w:noProof/>
               </w:rPr>
               <w:tab/>
-            </w:r>
-            <w:r>
-              <w:rPr>
-                <w:rFonts w:ascii="Times New Roman" w:hAnsi="Times New Roman" w:cs="Times New Roman"/>
-                <w:noProof/>
-              </w:rPr>
               <w:fldChar w:fldCharType="begin"/>
-            </w:r>
-            <w:r>
-              <w:rPr>
-                <w:rFonts w:ascii="Times New Roman" w:hAnsi="Times New Roman" w:cs="Times New Roman"/>
-                <w:noProof/>
-              </w:rPr>
               <w:instrText xml:space="preserve"> PAGEREF _Toc234758838 \h </w:instrText>
-            </w:r>
-            <w:r>
-              <w:rPr>
-                <w:rFonts w:ascii="Times New Roman" w:hAnsi="Times New Roman" w:cs="Times New Roman"/>
-                <w:noProof/>
-              </w:rPr>
-            </w:r>
-            <w:r>
-              <w:rPr>
-                <w:rFonts w:ascii="Times New Roman" w:hAnsi="Times New Roman" w:cs="Times New Roman"/>
-                <w:noProof/>
-              </w:rPr>
               <w:fldChar w:fldCharType="separate"/>
-            </w:r>
-            <w:r>
-              <w:rPr>
-                <w:rFonts w:ascii="Times New Roman" w:hAnsi="Times New Roman" w:cs="Times New Roman"/>
-                <w:noProof/>
-              </w:rPr>
               <w:t>1</w:t>
-            </w:r>
-            <w:r>
-              <w:rPr>
-                <w:rFonts w:ascii="Times New Roman" w:hAnsi="Times New Roman" w:cs="Times New Roman"/>
-                <w:noProof/>
-              </w:rPr>
               <w:fldChar w:fldCharType="end"/>
             </w:r>
           </w:hyperlink>
@@ -945,46 +575,10 @@
                 <w:noProof/>
               </w:rPr>
               <w:tab/>
-            </w:r>
-            <w:r>
-              <w:rPr>
-                <w:rFonts w:ascii="Times New Roman" w:hAnsi="Times New Roman" w:cs="Times New Roman"/>
-                <w:noProof/>
-              </w:rPr>
               <w:fldChar w:fldCharType="begin"/>
-            </w:r>
-            <w:r>
-              <w:rPr>
-                <w:rFonts w:ascii="Times New Roman" w:hAnsi="Times New Roman" w:cs="Times New Roman"/>
-                <w:noProof/>
-              </w:rPr>
               <w:instrText xml:space="preserve"> PAGEREF _Toc234758839 \h </w:instrText>
-            </w:r>
-            <w:r>
-              <w:rPr>
-                <w:rFonts w:ascii="Times New Roman" w:hAnsi="Times New Roman" w:cs="Times New Roman"/>
-                <w:noProof/>
-              </w:rPr>
-            </w:r>
-            <w:r>
-              <w:rPr>
-                <w:rFonts w:ascii="Times New Roman" w:hAnsi="Times New Roman" w:cs="Times New Roman"/>
-                <w:noProof/>
-              </w:rPr>
               <w:fldChar w:fldCharType="separate"/>
-            </w:r>
-            <w:r>
-              <w:rPr>
-                <w:rFonts w:ascii="Times New Roman" w:hAnsi="Times New Roman" w:cs="Times New Roman"/>
-                <w:noProof/>
-              </w:rPr>
               <w:t>1</w:t>
-            </w:r>
-            <w:r>
-              <w:rPr>
-                <w:rFonts w:ascii="Times New Roman" w:hAnsi="Times New Roman" w:cs="Times New Roman"/>
-                <w:noProof/>
-              </w:rPr>
               <w:fldChar w:fldCharType="end"/>
             </w:r>
           </w:hyperlink>
@@ -1017,46 +611,10 @@
                 <w:noProof/>
               </w:rPr>
               <w:tab/>
-            </w:r>
-            <w:r>
-              <w:rPr>
-                <w:rFonts w:ascii="Times New Roman" w:hAnsi="Times New Roman" w:cs="Times New Roman"/>
-                <w:noProof/>
-              </w:rPr>
               <w:fldChar w:fldCharType="begin"/>
-            </w:r>
-            <w:r>
-              <w:rPr>
-                <w:rFonts w:ascii="Times New Roman" w:hAnsi="Times New Roman" w:cs="Times New Roman"/>
-                <w:noProof/>
-              </w:rPr>
               <w:instrText xml:space="preserve"> PAGEREF _Toc234758840 \h </w:instrText>
-            </w:r>
-            <w:r>
-              <w:rPr>
-                <w:rFonts w:ascii="Times New Roman" w:hAnsi="Times New Roman" w:cs="Times New Roman"/>
-                <w:noProof/>
-              </w:rPr>
-            </w:r>
-            <w:r>
-              <w:rPr>
-                <w:rFonts w:ascii="Times New Roman" w:hAnsi="Times New Roman" w:cs="Times New Roman"/>
-                <w:noProof/>
-              </w:rPr>
               <w:fldChar w:fldCharType="separate"/>
-            </w:r>
-            <w:r>
-              <w:rPr>
-                <w:rFonts w:ascii="Times New Roman" w:hAnsi="Times New Roman" w:cs="Times New Roman"/>
-                <w:noProof/>
-              </w:rPr>
               <w:t>1</w:t>
-            </w:r>
-            <w:r>
-              <w:rPr>
-                <w:rFonts w:ascii="Times New Roman" w:hAnsi="Times New Roman" w:cs="Times New Roman"/>
-                <w:noProof/>
-              </w:rPr>
               <w:fldChar w:fldCharType="end"/>
             </w:r>
           </w:hyperlink>
@@ -1089,46 +647,10 @@
                 <w:noProof/>
               </w:rPr>
               <w:tab/>
-            </w:r>
-            <w:r>
-              <w:rPr>
-                <w:rFonts w:ascii="Times New Roman" w:hAnsi="Times New Roman" w:cs="Times New Roman"/>
-                <w:noProof/>
-              </w:rPr>
               <w:fldChar w:fldCharType="begin"/>
-            </w:r>
-            <w:r>
-              <w:rPr>
-                <w:rFonts w:ascii="Times New Roman" w:hAnsi="Times New Roman" w:cs="Times New Roman"/>
-                <w:noProof/>
-              </w:rPr>
               <w:instrText xml:space="preserve"> PAGEREF _Toc234758841 \h </w:instrText>
-            </w:r>
-            <w:r>
-              <w:rPr>
-                <w:rFonts w:ascii="Times New Roman" w:hAnsi="Times New Roman" w:cs="Times New Roman"/>
-                <w:noProof/>
-              </w:rPr>
-            </w:r>
-            <w:r>
-              <w:rPr>
-                <w:rFonts w:ascii="Times New Roman" w:hAnsi="Times New Roman" w:cs="Times New Roman"/>
-                <w:noProof/>
-              </w:rPr>
               <w:fldChar w:fldCharType="separate"/>
-            </w:r>
-            <w:r>
-              <w:rPr>
-                <w:rFonts w:ascii="Times New Roman" w:hAnsi="Times New Roman" w:cs="Times New Roman"/>
-                <w:noProof/>
-              </w:rPr>
               <w:t>1</w:t>
-            </w:r>
-            <w:r>
-              <w:rPr>
-                <w:rFonts w:ascii="Times New Roman" w:hAnsi="Times New Roman" w:cs="Times New Roman"/>
-                <w:noProof/>
-              </w:rPr>
               <w:fldChar w:fldCharType="end"/>
             </w:r>
           </w:hyperlink>
@@ -1161,46 +683,10 @@
                 <w:noProof/>
               </w:rPr>
               <w:tab/>
-            </w:r>
-            <w:r>
-              <w:rPr>
-                <w:rFonts w:ascii="Times New Roman" w:hAnsi="Times New Roman" w:cs="Times New Roman"/>
-                <w:noProof/>
-              </w:rPr>
               <w:fldChar w:fldCharType="begin"/>
-            </w:r>
-            <w:r>
-              <w:rPr>
-                <w:rFonts w:ascii="Times New Roman" w:hAnsi="Times New Roman" w:cs="Times New Roman"/>
-                <w:noProof/>
-              </w:rPr>
               <w:instrText xml:space="preserve"> PAGEREF _Toc234758842 \h </w:instrText>
-            </w:r>
-            <w:r>
-              <w:rPr>
-                <w:rFonts w:ascii="Times New Roman" w:hAnsi="Times New Roman" w:cs="Times New Roman"/>
-                <w:noProof/>
-              </w:rPr>
-            </w:r>
-            <w:r>
-              <w:rPr>
-                <w:rFonts w:ascii="Times New Roman" w:hAnsi="Times New Roman" w:cs="Times New Roman"/>
-                <w:noProof/>
-              </w:rPr>
               <w:fldChar w:fldCharType="separate"/>
-            </w:r>
-            <w:r>
-              <w:rPr>
-                <w:rFonts w:ascii="Times New Roman" w:hAnsi="Times New Roman" w:cs="Times New Roman"/>
-                <w:noProof/>
-              </w:rPr>
               <w:t>1</w:t>
-            </w:r>
-            <w:r>
-              <w:rPr>
-                <w:rFonts w:ascii="Times New Roman" w:hAnsi="Times New Roman" w:cs="Times New Roman"/>
-                <w:noProof/>
-              </w:rPr>
               <w:fldChar w:fldCharType="end"/>
             </w:r>
           </w:hyperlink>
@@ -1233,46 +719,10 @@
                 <w:noProof/>
               </w:rPr>
               <w:tab/>
-            </w:r>
-            <w:r>
-              <w:rPr>
-                <w:rFonts w:ascii="Times New Roman" w:hAnsi="Times New Roman" w:cs="Times New Roman"/>
-                <w:noProof/>
-              </w:rPr>
               <w:fldChar w:fldCharType="begin"/>
-            </w:r>
-            <w:r>
-              <w:rPr>
-                <w:rFonts w:ascii="Times New Roman" w:hAnsi="Times New Roman" w:cs="Times New Roman"/>
-                <w:noProof/>
-              </w:rPr>
               <w:instrText xml:space="preserve"> PAGEREF _Toc234758843 \h </w:instrText>
-            </w:r>
-            <w:r>
-              <w:rPr>
-                <w:rFonts w:ascii="Times New Roman" w:hAnsi="Times New Roman" w:cs="Times New Roman"/>
-                <w:noProof/>
-              </w:rPr>
-            </w:r>
-            <w:r>
-              <w:rPr>
-                <w:rFonts w:ascii="Times New Roman" w:hAnsi="Times New Roman" w:cs="Times New Roman"/>
-                <w:noProof/>
-              </w:rPr>
               <w:fldChar w:fldCharType="separate"/>
-            </w:r>
-            <w:r>
-              <w:rPr>
-                <w:rFonts w:ascii="Times New Roman" w:hAnsi="Times New Roman" w:cs="Times New Roman"/>
-                <w:noProof/>
-              </w:rPr>
               <w:t>1</w:t>
-            </w:r>
-            <w:r>
-              <w:rPr>
-                <w:rFonts w:ascii="Times New Roman" w:hAnsi="Times New Roman" w:cs="Times New Roman"/>
-                <w:noProof/>
-              </w:rPr>
               <w:fldChar w:fldCharType="end"/>
             </w:r>
           </w:hyperlink>
@@ -1305,46 +755,10 @@
                 <w:noProof/>
               </w:rPr>
               <w:tab/>
-            </w:r>
-            <w:r>
-              <w:rPr>
-                <w:rFonts w:ascii="Times New Roman" w:hAnsi="Times New Roman" w:cs="Times New Roman"/>
-                <w:noProof/>
-              </w:rPr>
               <w:fldChar w:fldCharType="begin"/>
-            </w:r>
-            <w:r>
-              <w:rPr>
-                <w:rFonts w:ascii="Times New Roman" w:hAnsi="Times New Roman" w:cs="Times New Roman"/>
-                <w:noProof/>
-              </w:rPr>
               <w:instrText xml:space="preserve"> PAGEREF _Toc234758844 \h </w:instrText>
-            </w:r>
-            <w:r>
-              <w:rPr>
-                <w:rFonts w:ascii="Times New Roman" w:hAnsi="Times New Roman" w:cs="Times New Roman"/>
-                <w:noProof/>
-              </w:rPr>
-            </w:r>
-            <w:r>
-              <w:rPr>
-                <w:rFonts w:ascii="Times New Roman" w:hAnsi="Times New Roman" w:cs="Times New Roman"/>
-                <w:noProof/>
-              </w:rPr>
               <w:fldChar w:fldCharType="separate"/>
-            </w:r>
-            <w:r>
-              <w:rPr>
-                <w:rFonts w:ascii="Times New Roman" w:hAnsi="Times New Roman" w:cs="Times New Roman"/>
-                <w:noProof/>
-              </w:rPr>
               <w:t>1</w:t>
-            </w:r>
-            <w:r>
-              <w:rPr>
-                <w:rFonts w:ascii="Times New Roman" w:hAnsi="Times New Roman" w:cs="Times New Roman"/>
-                <w:noProof/>
-              </w:rPr>
               <w:fldChar w:fldCharType="end"/>
             </w:r>
           </w:hyperlink>
@@ -1377,46 +791,10 @@
                 <w:noProof/>
               </w:rPr>
               <w:tab/>
-            </w:r>
-            <w:r>
-              <w:rPr>
-                <w:rFonts w:ascii="Times New Roman" w:hAnsi="Times New Roman" w:cs="Times New Roman"/>
-                <w:noProof/>
-              </w:rPr>
               <w:fldChar w:fldCharType="begin"/>
-            </w:r>
-            <w:r>
-              <w:rPr>
-                <w:rFonts w:ascii="Times New Roman" w:hAnsi="Times New Roman" w:cs="Times New Roman"/>
-                <w:noProof/>
-              </w:rPr>
               <w:instrText xml:space="preserve"> PAGEREF _Toc234758845 \h </w:instrText>
-            </w:r>
-            <w:r>
-              <w:rPr>
-                <w:rFonts w:ascii="Times New Roman" w:hAnsi="Times New Roman" w:cs="Times New Roman"/>
-                <w:noProof/>
-              </w:rPr>
-            </w:r>
-            <w:r>
-              <w:rPr>
-                <w:rFonts w:ascii="Times New Roman" w:hAnsi="Times New Roman" w:cs="Times New Roman"/>
-                <w:noProof/>
-              </w:rPr>
               <w:fldChar w:fldCharType="separate"/>
-            </w:r>
-            <w:r>
-              <w:rPr>
-                <w:rFonts w:ascii="Times New Roman" w:hAnsi="Times New Roman" w:cs="Times New Roman"/>
-                <w:noProof/>
-              </w:rPr>
               <w:t>1</w:t>
-            </w:r>
-            <w:r>
-              <w:rPr>
-                <w:rFonts w:ascii="Times New Roman" w:hAnsi="Times New Roman" w:cs="Times New Roman"/>
-                <w:noProof/>
-              </w:rPr>
               <w:fldChar w:fldCharType="end"/>
             </w:r>
           </w:hyperlink>
@@ -1449,46 +827,10 @@
                 <w:noProof/>
               </w:rPr>
               <w:tab/>
-            </w:r>
-            <w:r>
-              <w:rPr>
-                <w:rFonts w:ascii="Times New Roman" w:hAnsi="Times New Roman" w:cs="Times New Roman"/>
-                <w:noProof/>
-              </w:rPr>
               <w:fldChar w:fldCharType="begin"/>
-            </w:r>
-            <w:r>
-              <w:rPr>
-                <w:rFonts w:ascii="Times New Roman" w:hAnsi="Times New Roman" w:cs="Times New Roman"/>
-                <w:noProof/>
-              </w:rPr>
               <w:instrText xml:space="preserve"> PAGEREF _Toc234758846 \h </w:instrText>
-            </w:r>
-            <w:r>
-              <w:rPr>
-                <w:rFonts w:ascii="Times New Roman" w:hAnsi="Times New Roman" w:cs="Times New Roman"/>
-                <w:noProof/>
-              </w:rPr>
-            </w:r>
-            <w:r>
-              <w:rPr>
-                <w:rFonts w:ascii="Times New Roman" w:hAnsi="Times New Roman" w:cs="Times New Roman"/>
-                <w:noProof/>
-              </w:rPr>
               <w:fldChar w:fldCharType="separate"/>
-            </w:r>
-            <w:r>
-              <w:rPr>
-                <w:rFonts w:ascii="Times New Roman" w:hAnsi="Times New Roman" w:cs="Times New Roman"/>
-                <w:noProof/>
-              </w:rPr>
               <w:t>1</w:t>
-            </w:r>
-            <w:r>
-              <w:rPr>
-                <w:rFonts w:ascii="Times New Roman" w:hAnsi="Times New Roman" w:cs="Times New Roman"/>
-                <w:noProof/>
-              </w:rPr>
               <w:fldChar w:fldCharType="end"/>
             </w:r>
           </w:hyperlink>
@@ -1521,46 +863,10 @@
                 <w:noProof/>
               </w:rPr>
               <w:tab/>
-            </w:r>
-            <w:r>
-              <w:rPr>
-                <w:rFonts w:ascii="Times New Roman" w:hAnsi="Times New Roman" w:cs="Times New Roman"/>
-                <w:noProof/>
-              </w:rPr>
               <w:fldChar w:fldCharType="begin"/>
-            </w:r>
-            <w:r>
-              <w:rPr>
-                <w:rFonts w:ascii="Times New Roman" w:hAnsi="Times New Roman" w:cs="Times New Roman"/>
-                <w:noProof/>
-              </w:rPr>
               <w:instrText xml:space="preserve"> PAGEREF _Toc234758847 \h </w:instrText>
-            </w:r>
-            <w:r>
-              <w:rPr>
-                <w:rFonts w:ascii="Times New Roman" w:hAnsi="Times New Roman" w:cs="Times New Roman"/>
-                <w:noProof/>
-              </w:rPr>
-            </w:r>
-            <w:r>
-              <w:rPr>
-                <w:rFonts w:ascii="Times New Roman" w:hAnsi="Times New Roman" w:cs="Times New Roman"/>
-                <w:noProof/>
-              </w:rPr>
               <w:fldChar w:fldCharType="separate"/>
-            </w:r>
-            <w:r>
-              <w:rPr>
-                <w:rFonts w:ascii="Times New Roman" w:hAnsi="Times New Roman" w:cs="Times New Roman"/>
-                <w:noProof/>
-              </w:rPr>
               <w:t>1</w:t>
-            </w:r>
-            <w:r>
-              <w:rPr>
-                <w:rFonts w:ascii="Times New Roman" w:hAnsi="Times New Roman" w:cs="Times New Roman"/>
-                <w:noProof/>
-              </w:rPr>
               <w:fldChar w:fldCharType="end"/>
             </w:r>
           </w:hyperlink>
@@ -1593,46 +899,10 @@
                 <w:noProof/>
               </w:rPr>
               <w:tab/>
-            </w:r>
-            <w:r>
-              <w:rPr>
-                <w:rFonts w:ascii="Times New Roman" w:hAnsi="Times New Roman" w:cs="Times New Roman"/>
-                <w:noProof/>
-              </w:rPr>
               <w:fldChar w:fldCharType="begin"/>
-            </w:r>
-            <w:r>
-              <w:rPr>
-                <w:rFonts w:ascii="Times New Roman" w:hAnsi="Times New Roman" w:cs="Times New Roman"/>
-                <w:noProof/>
-              </w:rPr>
               <w:instrText xml:space="preserve"> PAGEREF _Toc234758848 \h </w:instrText>
-            </w:r>
-            <w:r>
-              <w:rPr>
-                <w:rFonts w:ascii="Times New Roman" w:hAnsi="Times New Roman" w:cs="Times New Roman"/>
-                <w:noProof/>
-              </w:rPr>
-            </w:r>
-            <w:r>
-              <w:rPr>
-                <w:rFonts w:ascii="Times New Roman" w:hAnsi="Times New Roman" w:cs="Times New Roman"/>
-                <w:noProof/>
-              </w:rPr>
               <w:fldChar w:fldCharType="separate"/>
-            </w:r>
-            <w:r>
-              <w:rPr>
-                <w:rFonts w:ascii="Times New Roman" w:hAnsi="Times New Roman" w:cs="Times New Roman"/>
-                <w:noProof/>
-              </w:rPr>
               <w:t>1</w:t>
-            </w:r>
-            <w:r>
-              <w:rPr>
-                <w:rFonts w:ascii="Times New Roman" w:hAnsi="Times New Roman" w:cs="Times New Roman"/>
-                <w:noProof/>
-              </w:rPr>
               <w:fldChar w:fldCharType="end"/>
             </w:r>
           </w:hyperlink>
@@ -1665,46 +935,10 @@
                 <w:noProof/>
               </w:rPr>
               <w:tab/>
-            </w:r>
-            <w:r>
-              <w:rPr>
-                <w:rFonts w:ascii="Times New Roman" w:hAnsi="Times New Roman" w:cs="Times New Roman"/>
-                <w:noProof/>
-              </w:rPr>
               <w:fldChar w:fldCharType="begin"/>
-            </w:r>
-            <w:r>
-              <w:rPr>
-                <w:rFonts w:ascii="Times New Roman" w:hAnsi="Times New Roman" w:cs="Times New Roman"/>
-                <w:noProof/>
-              </w:rPr>
               <w:instrText xml:space="preserve"> PAGEREF _Toc234758849 \h </w:instrText>
-            </w:r>
-            <w:r>
-              <w:rPr>
-                <w:rFonts w:ascii="Times New Roman" w:hAnsi="Times New Roman" w:cs="Times New Roman"/>
-                <w:noProof/>
-              </w:rPr>
-            </w:r>
-            <w:r>
-              <w:rPr>
-                <w:rFonts w:ascii="Times New Roman" w:hAnsi="Times New Roman" w:cs="Times New Roman"/>
-                <w:noProof/>
-              </w:rPr>
               <w:fldChar w:fldCharType="separate"/>
-            </w:r>
-            <w:r>
-              <w:rPr>
-                <w:rFonts w:ascii="Times New Roman" w:hAnsi="Times New Roman" w:cs="Times New Roman"/>
-                <w:noProof/>
-              </w:rPr>
               <w:t>1</w:t>
-            </w:r>
-            <w:r>
-              <w:rPr>
-                <w:rFonts w:ascii="Times New Roman" w:hAnsi="Times New Roman" w:cs="Times New Roman"/>
-                <w:noProof/>
-              </w:rPr>
               <w:fldChar w:fldCharType="end"/>
             </w:r>
           </w:hyperlink>
@@ -1737,46 +971,10 @@
                 <w:noProof/>
               </w:rPr>
               <w:tab/>
-            </w:r>
-            <w:r>
-              <w:rPr>
-                <w:rFonts w:ascii="Times New Roman" w:hAnsi="Times New Roman" w:cs="Times New Roman"/>
-                <w:noProof/>
-              </w:rPr>
               <w:fldChar w:fldCharType="begin"/>
-            </w:r>
-            <w:r>
-              <w:rPr>
-                <w:rFonts w:ascii="Times New Roman" w:hAnsi="Times New Roman" w:cs="Times New Roman"/>
-                <w:noProof/>
-              </w:rPr>
               <w:instrText xml:space="preserve"> PAGEREF _Toc234758850 \h </w:instrText>
-            </w:r>
-            <w:r>
-              <w:rPr>
-                <w:rFonts w:ascii="Times New Roman" w:hAnsi="Times New Roman" w:cs="Times New Roman"/>
-                <w:noProof/>
-              </w:rPr>
-            </w:r>
-            <w:r>
-              <w:rPr>
-                <w:rFonts w:ascii="Times New Roman" w:hAnsi="Times New Roman" w:cs="Times New Roman"/>
-                <w:noProof/>
-              </w:rPr>
               <w:fldChar w:fldCharType="separate"/>
-            </w:r>
-            <w:r>
-              <w:rPr>
-                <w:rFonts w:ascii="Times New Roman" w:hAnsi="Times New Roman" w:cs="Times New Roman"/>
-                <w:noProof/>
-              </w:rPr>
               <w:t>1</w:t>
-            </w:r>
-            <w:r>
-              <w:rPr>
-                <w:rFonts w:ascii="Times New Roman" w:hAnsi="Times New Roman" w:cs="Times New Roman"/>
-                <w:noProof/>
-              </w:rPr>
               <w:fldChar w:fldCharType="end"/>
             </w:r>
           </w:hyperlink>
@@ -1809,46 +1007,10 @@
                 <w:noProof/>
               </w:rPr>
               <w:tab/>
-            </w:r>
-            <w:r>
-              <w:rPr>
-                <w:rFonts w:ascii="Times New Roman" w:hAnsi="Times New Roman" w:cs="Times New Roman"/>
-                <w:noProof/>
-              </w:rPr>
               <w:fldChar w:fldCharType="begin"/>
-            </w:r>
-            <w:r>
-              <w:rPr>
-                <w:rFonts w:ascii="Times New Roman" w:hAnsi="Times New Roman" w:cs="Times New Roman"/>
-                <w:noProof/>
-              </w:rPr>
               <w:instrText xml:space="preserve"> PAGEREF _Toc234758851 \h </w:instrText>
-            </w:r>
-            <w:r>
-              <w:rPr>
-                <w:rFonts w:ascii="Times New Roman" w:hAnsi="Times New Roman" w:cs="Times New Roman"/>
-                <w:noProof/>
-              </w:rPr>
-            </w:r>
-            <w:r>
-              <w:rPr>
-                <w:rFonts w:ascii="Times New Roman" w:hAnsi="Times New Roman" w:cs="Times New Roman"/>
-                <w:noProof/>
-              </w:rPr>
               <w:fldChar w:fldCharType="separate"/>
-            </w:r>
-            <w:r>
-              <w:rPr>
-                <w:rFonts w:ascii="Times New Roman" w:hAnsi="Times New Roman" w:cs="Times New Roman"/>
-                <w:noProof/>
-              </w:rPr>
               <w:t>1</w:t>
-            </w:r>
-            <w:r>
-              <w:rPr>
-                <w:rFonts w:ascii="Times New Roman" w:hAnsi="Times New Roman" w:cs="Times New Roman"/>
-                <w:noProof/>
-              </w:rPr>
               <w:fldChar w:fldCharType="end"/>
             </w:r>
           </w:hyperlink>
@@ -1881,46 +1043,10 @@
                 <w:noProof/>
               </w:rPr>
               <w:tab/>
-            </w:r>
-            <w:r>
-              <w:rPr>
-                <w:rFonts w:ascii="Times New Roman" w:hAnsi="Times New Roman" w:cs="Times New Roman"/>
-                <w:noProof/>
-              </w:rPr>
               <w:fldChar w:fldCharType="begin"/>
-            </w:r>
-            <w:r>
-              <w:rPr>
-                <w:rFonts w:ascii="Times New Roman" w:hAnsi="Times New Roman" w:cs="Times New Roman"/>
-                <w:noProof/>
-              </w:rPr>
               <w:instrText xml:space="preserve"> PAGEREF _Toc234758852 \h </w:instrText>
-            </w:r>
-            <w:r>
-              <w:rPr>
-                <w:rFonts w:ascii="Times New Roman" w:hAnsi="Times New Roman" w:cs="Times New Roman"/>
-                <w:noProof/>
-              </w:rPr>
-            </w:r>
-            <w:r>
-              <w:rPr>
-                <w:rFonts w:ascii="Times New Roman" w:hAnsi="Times New Roman" w:cs="Times New Roman"/>
-                <w:noProof/>
-              </w:rPr>
               <w:fldChar w:fldCharType="separate"/>
-            </w:r>
-            <w:r>
-              <w:rPr>
-                <w:rFonts w:ascii="Times New Roman" w:hAnsi="Times New Roman" w:cs="Times New Roman"/>
-                <w:noProof/>
-              </w:rPr>
               <w:t>1</w:t>
-            </w:r>
-            <w:r>
-              <w:rPr>
-                <w:rFonts w:ascii="Times New Roman" w:hAnsi="Times New Roman" w:cs="Times New Roman"/>
-                <w:noProof/>
-              </w:rPr>
               <w:fldChar w:fldCharType="end"/>
             </w:r>
           </w:hyperlink>
@@ -1953,46 +1079,10 @@
                 <w:noProof/>
               </w:rPr>
               <w:tab/>
-            </w:r>
-            <w:r>
-              <w:rPr>
-                <w:rFonts w:ascii="Times New Roman" w:hAnsi="Times New Roman" w:cs="Times New Roman"/>
-                <w:noProof/>
-              </w:rPr>
               <w:fldChar w:fldCharType="begin"/>
-            </w:r>
-            <w:r>
-              <w:rPr>
-                <w:rFonts w:ascii="Times New Roman" w:hAnsi="Times New Roman" w:cs="Times New Roman"/>
-                <w:noProof/>
-              </w:rPr>
               <w:instrText xml:space="preserve"> PAGEREF _Toc234758853 \h </w:instrText>
-            </w:r>
-            <w:r>
-              <w:rPr>
-                <w:rFonts w:ascii="Times New Roman" w:hAnsi="Times New Roman" w:cs="Times New Roman"/>
-                <w:noProof/>
-              </w:rPr>
-            </w:r>
-            <w:r>
-              <w:rPr>
-                <w:rFonts w:ascii="Times New Roman" w:hAnsi="Times New Roman" w:cs="Times New Roman"/>
-                <w:noProof/>
-              </w:rPr>
               <w:fldChar w:fldCharType="separate"/>
-            </w:r>
-            <w:r>
-              <w:rPr>
-                <w:rFonts w:ascii="Times New Roman" w:hAnsi="Times New Roman" w:cs="Times New Roman"/>
-                <w:noProof/>
-              </w:rPr>
               <w:t>1</w:t>
-            </w:r>
-            <w:r>
-              <w:rPr>
-                <w:rFonts w:ascii="Times New Roman" w:hAnsi="Times New Roman" w:cs="Times New Roman"/>
-                <w:noProof/>
-              </w:rPr>
               <w:fldChar w:fldCharType="end"/>
             </w:r>
           </w:hyperlink>
@@ -2025,46 +1115,10 @@
                 <w:noProof/>
               </w:rPr>
               <w:tab/>
-            </w:r>
-            <w:r>
-              <w:rPr>
-                <w:rFonts w:ascii="Times New Roman" w:hAnsi="Times New Roman" w:cs="Times New Roman"/>
-                <w:noProof/>
-              </w:rPr>
               <w:fldChar w:fldCharType="begin"/>
-            </w:r>
-            <w:r>
-              <w:rPr>
-                <w:rFonts w:ascii="Times New Roman" w:hAnsi="Times New Roman" w:cs="Times New Roman"/>
-                <w:noProof/>
-              </w:rPr>
               <w:instrText xml:space="preserve"> PAGEREF _Toc234758854 \h </w:instrText>
-            </w:r>
-            <w:r>
-              <w:rPr>
-                <w:rFonts w:ascii="Times New Roman" w:hAnsi="Times New Roman" w:cs="Times New Roman"/>
-                <w:noProof/>
-              </w:rPr>
-            </w:r>
-            <w:r>
-              <w:rPr>
-                <w:rFonts w:ascii="Times New Roman" w:hAnsi="Times New Roman" w:cs="Times New Roman"/>
-                <w:noProof/>
-              </w:rPr>
               <w:fldChar w:fldCharType="separate"/>
-            </w:r>
-            <w:r>
-              <w:rPr>
-                <w:rFonts w:ascii="Times New Roman" w:hAnsi="Times New Roman" w:cs="Times New Roman"/>
-                <w:noProof/>
-              </w:rPr>
               <w:t>1</w:t>
-            </w:r>
-            <w:r>
-              <w:rPr>
-                <w:rFonts w:ascii="Times New Roman" w:hAnsi="Times New Roman" w:cs="Times New Roman"/>
-                <w:noProof/>
-              </w:rPr>
               <w:fldChar w:fldCharType="end"/>
             </w:r>
           </w:hyperlink>
@@ -2097,46 +1151,10 @@
                 <w:noProof/>
               </w:rPr>
               <w:tab/>
-            </w:r>
-            <w:r>
-              <w:rPr>
-                <w:rFonts w:ascii="Times New Roman" w:hAnsi="Times New Roman" w:cs="Times New Roman"/>
-                <w:noProof/>
-              </w:rPr>
               <w:fldChar w:fldCharType="begin"/>
-            </w:r>
-            <w:r>
-              <w:rPr>
-                <w:rFonts w:ascii="Times New Roman" w:hAnsi="Times New Roman" w:cs="Times New Roman"/>
-                <w:noProof/>
-              </w:rPr>
               <w:instrText xml:space="preserve"> PAGEREF _Toc234758855 \h </w:instrText>
-            </w:r>
-            <w:r>
-              <w:rPr>
-                <w:rFonts w:ascii="Times New Roman" w:hAnsi="Times New Roman" w:cs="Times New Roman"/>
-                <w:noProof/>
-              </w:rPr>
-            </w:r>
-            <w:r>
-              <w:rPr>
-                <w:rFonts w:ascii="Times New Roman" w:hAnsi="Times New Roman" w:cs="Times New Roman"/>
-                <w:noProof/>
-              </w:rPr>
               <w:fldChar w:fldCharType="separate"/>
-            </w:r>
-            <w:r>
-              <w:rPr>
-                <w:rFonts w:ascii="Times New Roman" w:hAnsi="Times New Roman" w:cs="Times New Roman"/>
-                <w:noProof/>
-              </w:rPr>
               <w:t>1</w:t>
-            </w:r>
-            <w:r>
-              <w:rPr>
-                <w:rFonts w:ascii="Times New Roman" w:hAnsi="Times New Roman" w:cs="Times New Roman"/>
-                <w:noProof/>
-              </w:rPr>
               <w:fldChar w:fldCharType="end"/>
             </w:r>
           </w:hyperlink>
@@ -2169,46 +1187,10 @@
                 <w:noProof/>
               </w:rPr>
               <w:tab/>
-            </w:r>
-            <w:r>
-              <w:rPr>
-                <w:rFonts w:ascii="Times New Roman" w:hAnsi="Times New Roman" w:cs="Times New Roman"/>
-                <w:noProof/>
-              </w:rPr>
               <w:fldChar w:fldCharType="begin"/>
-            </w:r>
-            <w:r>
-              <w:rPr>
-                <w:rFonts w:ascii="Times New Roman" w:hAnsi="Times New Roman" w:cs="Times New Roman"/>
-                <w:noProof/>
-              </w:rPr>
               <w:instrText xml:space="preserve"> PAGEREF _Toc234758856 \h </w:instrText>
-            </w:r>
-            <w:r>
-              <w:rPr>
-                <w:rFonts w:ascii="Times New Roman" w:hAnsi="Times New Roman" w:cs="Times New Roman"/>
-                <w:noProof/>
-              </w:rPr>
-            </w:r>
-            <w:r>
-              <w:rPr>
-                <w:rFonts w:ascii="Times New Roman" w:hAnsi="Times New Roman" w:cs="Times New Roman"/>
-                <w:noProof/>
-              </w:rPr>
               <w:fldChar w:fldCharType="separate"/>
-            </w:r>
-            <w:r>
-              <w:rPr>
-                <w:rFonts w:ascii="Times New Roman" w:hAnsi="Times New Roman" w:cs="Times New Roman"/>
-                <w:noProof/>
-              </w:rPr>
               <w:t>1</w:t>
-            </w:r>
-            <w:r>
-              <w:rPr>
-                <w:rFonts w:ascii="Times New Roman" w:hAnsi="Times New Roman" w:cs="Times New Roman"/>
-                <w:noProof/>
-              </w:rPr>
               <w:fldChar w:fldCharType="end"/>
             </w:r>
           </w:hyperlink>
@@ -2241,46 +1223,10 @@
                 <w:noProof/>
               </w:rPr>
               <w:tab/>
-            </w:r>
-            <w:r>
-              <w:rPr>
-                <w:rFonts w:ascii="Times New Roman" w:hAnsi="Times New Roman" w:cs="Times New Roman"/>
-                <w:noProof/>
-              </w:rPr>
               <w:fldChar w:fldCharType="begin"/>
-            </w:r>
-            <w:r>
-              <w:rPr>
-                <w:rFonts w:ascii="Times New Roman" w:hAnsi="Times New Roman" w:cs="Times New Roman"/>
-                <w:noProof/>
-              </w:rPr>
               <w:instrText xml:space="preserve"> PAGEREF _Toc234758857 \h </w:instrText>
-            </w:r>
-            <w:r>
-              <w:rPr>
-                <w:rFonts w:ascii="Times New Roman" w:hAnsi="Times New Roman" w:cs="Times New Roman"/>
-                <w:noProof/>
-              </w:rPr>
-            </w:r>
-            <w:r>
-              <w:rPr>
-                <w:rFonts w:ascii="Times New Roman" w:hAnsi="Times New Roman" w:cs="Times New Roman"/>
-                <w:noProof/>
-              </w:rPr>
               <w:fldChar w:fldCharType="separate"/>
-            </w:r>
-            <w:r>
-              <w:rPr>
-                <w:rFonts w:ascii="Times New Roman" w:hAnsi="Times New Roman" w:cs="Times New Roman"/>
-                <w:noProof/>
-              </w:rPr>
               <w:t>1</w:t>
-            </w:r>
-            <w:r>
-              <w:rPr>
-                <w:rFonts w:ascii="Times New Roman" w:hAnsi="Times New Roman" w:cs="Times New Roman"/>
-                <w:noProof/>
-              </w:rPr>
               <w:fldChar w:fldCharType="end"/>
             </w:r>
           </w:hyperlink>
@@ -2313,46 +1259,10 @@
                 <w:noProof/>
               </w:rPr>
               <w:tab/>
-            </w:r>
-            <w:r>
-              <w:rPr>
-                <w:rFonts w:ascii="Times New Roman" w:hAnsi="Times New Roman" w:cs="Times New Roman"/>
-                <w:noProof/>
-              </w:rPr>
               <w:fldChar w:fldCharType="begin"/>
-            </w:r>
-            <w:r>
-              <w:rPr>
-                <w:rFonts w:ascii="Times New Roman" w:hAnsi="Times New Roman" w:cs="Times New Roman"/>
-                <w:noProof/>
-              </w:rPr>
               <w:instrText xml:space="preserve"> PAGEREF _Toc234758858 \h </w:instrText>
-            </w:r>
-            <w:r>
-              <w:rPr>
-                <w:rFonts w:ascii="Times New Roman" w:hAnsi="Times New Roman" w:cs="Times New Roman"/>
-                <w:noProof/>
-              </w:rPr>
-            </w:r>
-            <w:r>
-              <w:rPr>
-                <w:rFonts w:ascii="Times New Roman" w:hAnsi="Times New Roman" w:cs="Times New Roman"/>
-                <w:noProof/>
-              </w:rPr>
               <w:fldChar w:fldCharType="separate"/>
-            </w:r>
-            <w:r>
-              <w:rPr>
-                <w:rFonts w:ascii="Times New Roman" w:hAnsi="Times New Roman" w:cs="Times New Roman"/>
-                <w:noProof/>
-              </w:rPr>
               <w:t>1</w:t>
-            </w:r>
-            <w:r>
-              <w:rPr>
-                <w:rFonts w:ascii="Times New Roman" w:hAnsi="Times New Roman" w:cs="Times New Roman"/>
-                <w:noProof/>
-              </w:rPr>
               <w:fldChar w:fldCharType="end"/>
             </w:r>
           </w:hyperlink>
@@ -2377,7 +1287,7 @@
                 <w:bCs/>
                 <w:noProof/>
               </w:rPr>
-              <w:t>8. Timebox Guardrails (Cut Order)</w:t>
+              <w:t>8. Scope Guardrails (Cut Order)</w:t>
             </w:r>
             <w:r>
               <w:rPr>
@@ -2385,46 +1295,10 @@
                 <w:noProof/>
               </w:rPr>
               <w:tab/>
-            </w:r>
-            <w:r>
-              <w:rPr>
-                <w:rFonts w:ascii="Times New Roman" w:hAnsi="Times New Roman" w:cs="Times New Roman"/>
-                <w:noProof/>
-              </w:rPr>
               <w:fldChar w:fldCharType="begin"/>
-            </w:r>
-            <w:r>
-              <w:rPr>
-                <w:rFonts w:ascii="Times New Roman" w:hAnsi="Times New Roman" w:cs="Times New Roman"/>
-                <w:noProof/>
-              </w:rPr>
               <w:instrText xml:space="preserve"> PAGEREF _Toc234758859 \h </w:instrText>
-            </w:r>
-            <w:r>
-              <w:rPr>
-                <w:rFonts w:ascii="Times New Roman" w:hAnsi="Times New Roman" w:cs="Times New Roman"/>
-                <w:noProof/>
-              </w:rPr>
-            </w:r>
-            <w:r>
-              <w:rPr>
-                <w:rFonts w:ascii="Times New Roman" w:hAnsi="Times New Roman" w:cs="Times New Roman"/>
-                <w:noProof/>
-              </w:rPr>
               <w:fldChar w:fldCharType="separate"/>
-            </w:r>
-            <w:r>
-              <w:rPr>
-                <w:rFonts w:ascii="Times New Roman" w:hAnsi="Times New Roman" w:cs="Times New Roman"/>
-                <w:noProof/>
-              </w:rPr>
               <w:t>1</w:t>
-            </w:r>
-            <w:r>
-              <w:rPr>
-                <w:rFonts w:ascii="Times New Roman" w:hAnsi="Times New Roman" w:cs="Times New Roman"/>
-                <w:noProof/>
-              </w:rPr>
               <w:fldChar w:fldCharType="end"/>
             </w:r>
           </w:hyperlink>
@@ -2457,46 +1331,10 @@
                 <w:noProof/>
               </w:rPr>
               <w:tab/>
-            </w:r>
-            <w:r>
-              <w:rPr>
-                <w:rFonts w:ascii="Times New Roman" w:hAnsi="Times New Roman" w:cs="Times New Roman"/>
-                <w:noProof/>
-              </w:rPr>
               <w:fldChar w:fldCharType="begin"/>
-            </w:r>
-            <w:r>
-              <w:rPr>
-                <w:rFonts w:ascii="Times New Roman" w:hAnsi="Times New Roman" w:cs="Times New Roman"/>
-                <w:noProof/>
-              </w:rPr>
               <w:instrText xml:space="preserve"> PAGEREF _Toc234758860 \h </w:instrText>
-            </w:r>
-            <w:r>
-              <w:rPr>
-                <w:rFonts w:ascii="Times New Roman" w:hAnsi="Times New Roman" w:cs="Times New Roman"/>
-                <w:noProof/>
-              </w:rPr>
-            </w:r>
-            <w:r>
-              <w:rPr>
-                <w:rFonts w:ascii="Times New Roman" w:hAnsi="Times New Roman" w:cs="Times New Roman"/>
-                <w:noProof/>
-              </w:rPr>
               <w:fldChar w:fldCharType="separate"/>
-            </w:r>
-            <w:r>
-              <w:rPr>
-                <w:rFonts w:ascii="Times New Roman" w:hAnsi="Times New Roman" w:cs="Times New Roman"/>
-                <w:noProof/>
-              </w:rPr>
               <w:t>1</w:t>
-            </w:r>
-            <w:r>
-              <w:rPr>
-                <w:rFonts w:ascii="Times New Roman" w:hAnsi="Times New Roman" w:cs="Times New Roman"/>
-                <w:noProof/>
-              </w:rPr>
               <w:fldChar w:fldCharType="end"/>
             </w:r>
           </w:hyperlink>
@@ -2529,46 +1367,10 @@
                 <w:noProof/>
               </w:rPr>
               <w:tab/>
-            </w:r>
-            <w:r>
-              <w:rPr>
-                <w:rFonts w:ascii="Times New Roman" w:hAnsi="Times New Roman" w:cs="Times New Roman"/>
-                <w:noProof/>
-              </w:rPr>
               <w:fldChar w:fldCharType="begin"/>
-            </w:r>
-            <w:r>
-              <w:rPr>
-                <w:rFonts w:ascii="Times New Roman" w:hAnsi="Times New Roman" w:cs="Times New Roman"/>
-                <w:noProof/>
-              </w:rPr>
               <w:instrText xml:space="preserve"> PAGEREF _Toc234758861 \h </w:instrText>
-            </w:r>
-            <w:r>
-              <w:rPr>
-                <w:rFonts w:ascii="Times New Roman" w:hAnsi="Times New Roman" w:cs="Times New Roman"/>
-                <w:noProof/>
-              </w:rPr>
-            </w:r>
-            <w:r>
-              <w:rPr>
-                <w:rFonts w:ascii="Times New Roman" w:hAnsi="Times New Roman" w:cs="Times New Roman"/>
-                <w:noProof/>
-              </w:rPr>
               <w:fldChar w:fldCharType="separate"/>
-            </w:r>
-            <w:r>
-              <w:rPr>
-                <w:rFonts w:ascii="Times New Roman" w:hAnsi="Times New Roman" w:cs="Times New Roman"/>
-                <w:noProof/>
-              </w:rPr>
               <w:t>1</w:t>
-            </w:r>
-            <w:r>
-              <w:rPr>
-                <w:rFonts w:ascii="Times New Roman" w:hAnsi="Times New Roman" w:cs="Times New Roman"/>
-                <w:noProof/>
-              </w:rPr>
               <w:fldChar w:fldCharType="end"/>
             </w:r>
           </w:hyperlink>
@@ -2650,34 +1452,6 @@
           <w:rFonts w:ascii="Times New Roman" w:hAnsi="Times New Roman" w:cs="Times New Roman"/>
         </w:rPr>
         <w:t xml:space="preserve"> through the complete build: from installing Power BI Desktop and downloading the dataset, through the star-schema data model, the DAX measure layer, three report pages, and final delivery into the GitHub repository. Every click path is spelled out; every script is provided in full or referenced to its exact source location.</w:t>
-      </w:r>
-    </w:p>
-    <w:p>
-      <w:pPr>
-        <w:spacing w:after="120"/>
-        <w:rPr>
-          <w:rFonts w:ascii="Times New Roman" w:hAnsi="Times New Roman" w:cs="Times New Roman"/>
-        </w:rPr>
-      </w:pPr>
-      <w:r>
-        <w:rPr>
-          <w:rFonts w:ascii="Times New Roman" w:hAnsi="Times New Roman" w:cs="Times New Roman"/>
-        </w:rPr>
-        <w:t xml:space="preserve">The project is deliberately scoped as a </w:t>
-      </w:r>
-      <w:r>
-        <w:rPr>
-          <w:rFonts w:ascii="Times New Roman" w:hAnsi="Times New Roman" w:cs="Times New Roman"/>
-          <w:b/>
-          <w:bCs/>
-        </w:rPr>
-        <w:t>4-hour timebox</w:t>
-      </w:r>
-      <w:r>
-        <w:rPr>
-          <w:rFonts w:ascii="Times New Roman" w:hAnsi="Times New Roman" w:cs="Times New Roman"/>
-        </w:rPr>
-        <w:t xml:space="preserve"> demonstrating prioritization under constraint. The guide's four build blocks map directly to that budget. A first-time builder should expect 5–6 hours; the timebox is the target once the toolchain is familiar.</w:t>
       </w:r>
     </w:p>
     <w:tbl>
@@ -6665,13 +5439,7 @@
         <w:rPr>
           <w:rFonts w:ascii="Times New Roman" w:hAnsi="Times New Roman" w:cs="Times New Roman"/>
         </w:rPr>
-        <w:t xml:space="preserve">Card 1.2’s reference is a margin-points delta — current Profit Margin % minus the prior-year margin, × 100 — so 12.5% vs 11.3% reads ▲ +1.2 pts YoY, and its color rule is based on the numeric Profit Margin YoY pts (document 13 §4.2 step 4). The Quota box uses a K-abbreviated currency to match the mockup; swap to “+$#,##0;-$#,##0” for full figures. Use each label in its card’s Reference labels well per document 13: Sales YoY % Label on card 1.1 (§4.1), Profit Margin YoY pts Label and Quota Variance Label on </w:t>
-      </w:r>
-      <w:r>
-        <w:rPr>
-          <w:rFonts w:ascii="Times New Roman" w:hAnsi="Times New Roman" w:cs="Times New Roman"/>
-        </w:rPr>
-        <w:t>cards 1.2 and 1.4 (§4.2 step 4). Card 1.3 keeps Avg Order Value with no arrow.</w:t>
+        <w:t xml:space="preserve">Card 1.2’s reference is a margin-points delta — current Profit Margin % minus the prior-year margin, × 100 — so 12.5% vs 11.3% reads ▲ +1.2 pts YoY, and its color rule is based on the numeric Profit Margin YoY pts (document 13 §4.2 step 4). The Quota box uses a K-abbreviated currency to match the mockup; swap to “+$#,##0;-$#,##0” for full figures. Use each label in its card’s Reference labels well per document 13: Sales YoY % Label on card 1.1 (§4.1), Profit Margin YoY pts Label and Quota Variance Label on cards 1.2 and 1.4 (§4.2 step 4). Card 1.3 keeps Avg Order Value with no arrow.</w:t>
       </w:r>
     </w:p>
     <w:p>
@@ -13856,7 +12624,7 @@
           <w:sz w:val="30"/>
           <w:szCs w:val="30"/>
         </w:rPr>
-        <w:t>8. Timebox Guardrails (Cut Order)</w:t>
+        <w:t>8. Scope Guardrails (Cut Order)</w:t>
       </w:r>
       <w:bookmarkEnd w:id="30"/>
     </w:p>
@@ -13876,7 +12644,7 @@
         <w:rPr>
           <w:rFonts w:ascii="Times New Roman" w:hAnsi="Times New Roman" w:cs="Times New Roman"/>
         </w:rPr>
-        <w:t>Block 1 overruns → cut DimGeography to Region + State only (drop City/Postal detail).</w:t>
+        <w:t>If Block 1 is at risk → cut DimGeography to Region + State only (drop City/Postal detail).</w:t>
       </w:r>
     </w:p>
     <w:p>
@@ -13895,7 +12663,7 @@
         <w:rPr>
           <w:rFonts w:ascii="Times New Roman" w:hAnsi="Times New Roman" w:cs="Times New Roman"/>
         </w:rPr>
-        <w:t>Block 3 overruns → drop visual 3.4 (decomposition tree) first, then 2.2 (trend smoothing).</w:t>
+        <w:t>If Block 3 is at risk → drop visual 3.4 (decomposition tree) first, then 2.2 (trend smoothing).</w:t>
       </w:r>
     </w:p>
     <w:p>
@@ -13914,7 +12682,7 @@
         <w:rPr>
           <w:rFonts w:ascii="Times New Roman" w:hAnsi="Times New Roman" w:cs="Times New Roman"/>
         </w:rPr>
-        <w:t>Block 4 overruns → the tooltip page is the first polish item to cut; the reset bookmark is the last (it is demo-critical).</w:t>
+        <w:t>If Block 4 is at risk → the tooltip page is the first polish item to cut; the reset bookmark is the last (it is demo-critical).</w:t>
       </w:r>
     </w:p>
     <w:p>
